--- a/отчеты/matmod_zhuravlev_5.docx
+++ b/отчеты/matmod_zhuravlev_5.docx
@@ -1040,9 +1040,9 @@
           <w:szCs w:val="28"/>
         </w:rPr>
         <w:drawing>
-          <wp:inline distT="0" distB="0" distL="0" distR="0" wp14:anchorId="525CD00F" wp14:editId="489C2482">
-            <wp:extent cx="3939658" cy="3166553"/>
-            <wp:effectExtent l="0" t="0" r="3810" b="0"/>
+          <wp:inline distT="0" distB="0" distL="0" distR="0" wp14:anchorId="525CD00F" wp14:editId="7485DC5F">
+            <wp:extent cx="5743999" cy="6172200"/>
+            <wp:effectExtent l="0" t="0" r="9525" b="0"/>
             <wp:docPr id="1096925032" name="Рисунок 1"/>
             <wp:cNvGraphicFramePr>
               <a:graphicFrameLocks xmlns:a="http://schemas.openxmlformats.org/drawingml/2006/main" noChangeAspect="1"/>
@@ -1069,7 +1069,7 @@
                   <pic:spPr>
                     <a:xfrm>
                       <a:off x="0" y="0"/>
-                      <a:ext cx="3939658" cy="3166553"/>
+                      <a:ext cx="5751937" cy="6180729"/>
                     </a:xfrm>
                     <a:prstGeom prst="rect">
                       <a:avLst/>
@@ -1087,17 +1087,126 @@
         <w:jc w:val="center"/>
         <w:rPr>
           <w:rFonts w:ascii="Times New Roman" w:hAnsi="Times New Roman" w:cs="Times New Roman"/>
-          <w:sz w:val="28"/>
-          <w:szCs w:val="28"/>
-        </w:rPr>
-      </w:pPr>
-      <w:r>
-        <w:rPr>
-          <w:rFonts w:ascii="Times New Roman" w:hAnsi="Times New Roman" w:cs="Times New Roman"/>
-          <w:sz w:val="28"/>
-          <w:szCs w:val="28"/>
-        </w:rPr>
-        <w:t>Рисунок - Код</w:t>
+          <w:b/>
+          <w:bCs/>
+          <w:sz w:val="28"/>
+          <w:szCs w:val="28"/>
+        </w:rPr>
+      </w:pPr>
+      <w:r>
+        <w:rPr>
+          <w:rFonts w:ascii="Times New Roman" w:hAnsi="Times New Roman" w:cs="Times New Roman"/>
+          <w:b/>
+          <w:bCs/>
+          <w:sz w:val="28"/>
+          <w:szCs w:val="28"/>
+        </w:rPr>
+        <w:t xml:space="preserve">Рисунок </w:t>
+      </w:r>
+      <w:r>
+        <w:rPr>
+          <w:rFonts w:ascii="Times New Roman" w:hAnsi="Times New Roman" w:cs="Times New Roman"/>
+          <w:b/>
+          <w:bCs/>
+          <w:sz w:val="28"/>
+          <w:szCs w:val="28"/>
+        </w:rPr>
+        <w:t>–</w:t>
+      </w:r>
+      <w:r>
+        <w:rPr>
+          <w:rFonts w:ascii="Times New Roman" w:hAnsi="Times New Roman" w:cs="Times New Roman"/>
+          <w:b/>
+          <w:bCs/>
+          <w:sz w:val="28"/>
+          <w:szCs w:val="28"/>
+        </w:rPr>
+        <w:t xml:space="preserve"> Код</w:t>
+      </w:r>
+    </w:p>
+    <w:p>
+      <w:pPr>
+        <w:jc w:val="center"/>
+        <w:rPr>
+          <w:rFonts w:ascii="Times New Roman" w:hAnsi="Times New Roman" w:cs="Times New Roman"/>
+          <w:sz w:val="28"/>
+          <w:szCs w:val="28"/>
+        </w:rPr>
+      </w:pPr>
+    </w:p>
+    <w:p>
+      <w:pPr>
+        <w:jc w:val="center"/>
+        <w:rPr>
+          <w:rFonts w:ascii="Times New Roman" w:hAnsi="Times New Roman" w:cs="Times New Roman"/>
+          <w:sz w:val="28"/>
+          <w:szCs w:val="28"/>
+        </w:rPr>
+      </w:pPr>
+      <w:r>
+        <w:rPr>
+          <w:rFonts w:ascii="Times New Roman" w:hAnsi="Times New Roman" w:cs="Times New Roman"/>
+          <w:sz w:val="28"/>
+          <w:szCs w:val="28"/>
+        </w:rPr>
+        <w:lastRenderedPageBreak/>
+        <w:drawing>
+          <wp:inline distT="0" distB="0" distL="0" distR="0" wp14:anchorId="08B5EA60" wp14:editId="748BE1AB">
+            <wp:extent cx="6390005" cy="6493510"/>
+            <wp:effectExtent l="0" t="0" r="0" b="2540"/>
+            <wp:docPr id="658556525" name="Рисунок 1" descr="Изображение выглядит как текст, снимок экрана, Шрифт, документ&#10;&#10;Автоматически созданное описание"/>
+            <wp:cNvGraphicFramePr>
+              <a:graphicFrameLocks xmlns:a="http://schemas.openxmlformats.org/drawingml/2006/main" noChangeAspect="1"/>
+            </wp:cNvGraphicFramePr>
+            <a:graphic xmlns:a="http://schemas.openxmlformats.org/drawingml/2006/main">
+              <a:graphicData uri="http://schemas.openxmlformats.org/drawingml/2006/picture">
+                <pic:pic xmlns:pic="http://schemas.openxmlformats.org/drawingml/2006/picture">
+                  <pic:nvPicPr>
+                    <pic:cNvPr id="658556525" name="Рисунок 1" descr="Изображение выглядит как текст, снимок экрана, Шрифт, документ&#10;&#10;Автоматически созданное описание"/>
+                    <pic:cNvPicPr/>
+                  </pic:nvPicPr>
+                  <pic:blipFill>
+                    <a:blip r:embed="rId8"/>
+                    <a:stretch>
+                      <a:fillRect/>
+                    </a:stretch>
+                  </pic:blipFill>
+                  <pic:spPr>
+                    <a:xfrm>
+                      <a:off x="0" y="0"/>
+                      <a:ext cx="6390005" cy="6493510"/>
+                    </a:xfrm>
+                    <a:prstGeom prst="rect">
+                      <a:avLst/>
+                    </a:prstGeom>
+                  </pic:spPr>
+                </pic:pic>
+              </a:graphicData>
+            </a:graphic>
+          </wp:inline>
+        </w:drawing>
+      </w:r>
+    </w:p>
+    <w:p>
+      <w:pPr>
+        <w:jc w:val="center"/>
+        <w:rPr>
+          <w:rFonts w:ascii="Times New Roman" w:hAnsi="Times New Roman" w:cs="Times New Roman"/>
+          <w:b/>
+          <w:bCs/>
+          <w:sz w:val="28"/>
+          <w:szCs w:val="28"/>
+        </w:rPr>
+      </w:pPr>
+      <w:r>
+        <w:rPr>
+          <w:rFonts w:ascii="Times New Roman" w:hAnsi="Times New Roman" w:cs="Times New Roman"/>
+          <w:b/>
+          <w:bCs/>
+          <w:sz w:val="28"/>
+          <w:szCs w:val="28"/>
+        </w:rPr>
+        <w:t>Рисунок – Код</w:t>
       </w:r>
     </w:p>
     <w:p>
@@ -1132,9 +1241,9 @@
           <w:szCs w:val="28"/>
         </w:rPr>
         <w:drawing>
-          <wp:inline distT="0" distB="0" distL="0" distR="0" wp14:anchorId="415A3143" wp14:editId="1B13EB4D">
-            <wp:extent cx="3588983" cy="1374386"/>
-            <wp:effectExtent l="0" t="0" r="0" b="0"/>
+          <wp:inline distT="0" distB="0" distL="0" distR="0" wp14:anchorId="415A3143" wp14:editId="31696370">
+            <wp:extent cx="1817688" cy="1363980"/>
+            <wp:effectExtent l="0" t="0" r="0" b="7620"/>
             <wp:docPr id="1783970881" name="Рисунок 1"/>
             <wp:cNvGraphicFramePr>
               <a:graphicFrameLocks xmlns:a="http://schemas.openxmlformats.org/drawingml/2006/main" noChangeAspect="1"/>
@@ -1147,7 +1256,7 @@
                     <pic:cNvPicPr/>
                   </pic:nvPicPr>
                   <pic:blipFill>
-                    <a:blip r:embed="rId8">
+                    <a:blip r:embed="rId9" cstate="print">
                       <a:extLst>
                         <a:ext uri="{28A0092B-C50C-407E-A947-70E740481C1C}">
                           <a14:useLocalDpi xmlns:a14="http://schemas.microsoft.com/office/drawing/2010/main" val="0"/>
@@ -1161,7 +1270,7 @@
                   <pic:spPr>
                     <a:xfrm>
                       <a:off x="0" y="0"/>
-                      <a:ext cx="3588983" cy="1374386"/>
+                      <a:ext cx="1821894" cy="1367136"/>
                     </a:xfrm>
                     <a:prstGeom prst="rect">
                       <a:avLst/>
@@ -1179,13 +1288,17 @@
         <w:jc w:val="center"/>
         <w:rPr>
           <w:rFonts w:ascii="Times New Roman" w:hAnsi="Times New Roman" w:cs="Times New Roman"/>
-          <w:sz w:val="28"/>
-          <w:szCs w:val="28"/>
-        </w:rPr>
-      </w:pPr>
-      <w:r>
-        <w:rPr>
-          <w:rFonts w:ascii="Times New Roman" w:hAnsi="Times New Roman" w:cs="Times New Roman"/>
+          <w:b/>
+          <w:bCs/>
+          <w:sz w:val="28"/>
+          <w:szCs w:val="28"/>
+        </w:rPr>
+      </w:pPr>
+      <w:r>
+        <w:rPr>
+          <w:rFonts w:ascii="Times New Roman" w:hAnsi="Times New Roman" w:cs="Times New Roman"/>
+          <w:b/>
+          <w:bCs/>
           <w:sz w:val="28"/>
           <w:szCs w:val="28"/>
         </w:rPr>
